--- a/Dokumentasi/22312045 - ridho resky mauludin.docx
+++ b/Dokumentasi/22312045 - ridho resky mauludin.docx
@@ -35,40 +35,30 @@
           <w:bCs/>
         </w:rPr>
       </w:pPr>
-      <w:proofErr w:type="gramStart"/>
       <w:r>
         <w:rPr>
           <w:rFonts w:ascii="Times New Roman" w:hAnsi="Times New Roman" w:cs="Times New Roman"/>
           <w:b/>
           <w:bCs/>
         </w:rPr>
-        <w:t>Npm :</w:t>
-      </w:r>
-      <w:proofErr w:type="gramEnd"/>
+        <w:t>Npm : 2</w:t>
+      </w:r>
       <w:r>
         <w:rPr>
           <w:rFonts w:ascii="Times New Roman" w:hAnsi="Times New Roman" w:cs="Times New Roman"/>
           <w:b/>
           <w:bCs/>
         </w:rPr>
-        <w:t xml:space="preserve"> 2</w:t>
-      </w:r>
-      <w:r>
+        <w:t>2312045</w:t>
+      </w:r>
+    </w:p>
+    <w:p>
+      <w:pPr>
         <w:rPr>
           <w:rFonts w:ascii="Times New Roman" w:hAnsi="Times New Roman" w:cs="Times New Roman"/>
           <w:b/>
           <w:bCs/>
         </w:rPr>
-        <w:t>2312045</w:t>
-      </w:r>
-    </w:p>
-    <w:p>
-      <w:pPr>
-        <w:rPr>
-          <w:rFonts w:ascii="Times New Roman" w:hAnsi="Times New Roman" w:cs="Times New Roman"/>
-          <w:b/>
-          <w:bCs/>
-        </w:rPr>
       </w:pPr>
     </w:p>
     <w:p>
@@ -83,10 +73,26 @@
           <w:noProof/>
         </w:rPr>
         <w:drawing>
-          <wp:inline distT="0" distB="0" distL="0" distR="0" wp14:anchorId="0A808D17" wp14:editId="4218ADBC">
-            <wp:extent cx="5935980" cy="2270760"/>
-            <wp:effectExtent l="0" t="0" r="7620" b="0"/>
-            <wp:docPr id="1865650565" name="Picture 2"/>
+          <wp:anchor distT="0" distB="0" distL="114300" distR="114300" simplePos="0" relativeHeight="251660288" behindDoc="1" locked="0" layoutInCell="1" allowOverlap="1" wp14:anchorId="51E17314" wp14:editId="489CDEEE">
+            <wp:simplePos x="0" y="0"/>
+            <wp:positionH relativeFrom="margin">
+              <wp:align>center</wp:align>
+            </wp:positionH>
+            <wp:positionV relativeFrom="paragraph">
+              <wp:posOffset>12510</wp:posOffset>
+            </wp:positionV>
+            <wp:extent cx="5248894" cy="2832496"/>
+            <wp:effectExtent l="0" t="0" r="0" b="6350"/>
+            <wp:wrapTight wrapText="bothSides">
+              <wp:wrapPolygon edited="0">
+                <wp:start x="0" y="0"/>
+                <wp:lineTo x="0" y="21503"/>
+                <wp:lineTo x="21482" y="21503"/>
+                <wp:lineTo x="21482" y="0"/>
+                <wp:lineTo x="0" y="0"/>
+              </wp:wrapPolygon>
+            </wp:wrapTight>
+            <wp:docPr id="1034185722" name="Picture 1"/>
             <wp:cNvGraphicFramePr>
               <a:graphicFrameLocks xmlns:a="http://schemas.openxmlformats.org/drawingml/2006/main" noChangeAspect="1"/>
             </wp:cNvGraphicFramePr>
@@ -94,10 +100,8 @@
               <a:graphicData uri="http://schemas.openxmlformats.org/drawingml/2006/picture">
                 <pic:pic xmlns:pic="http://schemas.openxmlformats.org/drawingml/2006/picture">
                   <pic:nvPicPr>
-                    <pic:cNvPr id="0" name="Picture 2"/>
-                    <pic:cNvPicPr>
-                      <a:picLocks noChangeAspect="1" noChangeArrowheads="1"/>
-                    </pic:cNvPicPr>
+                    <pic:cNvPr id="1034185722" name="Picture 1034185722"/>
+                    <pic:cNvPicPr/>
                   </pic:nvPicPr>
                   <pic:blipFill>
                     <a:blip r:embed="rId5" cstate="print">
@@ -107,28 +111,23 @@
                         </a:ext>
                       </a:extLst>
                     </a:blip>
-                    <a:srcRect/>
                     <a:stretch>
                       <a:fillRect/>
                     </a:stretch>
                   </pic:blipFill>
-                  <pic:spPr bwMode="auto">
+                  <pic:spPr>
                     <a:xfrm>
                       <a:off x="0" y="0"/>
-                      <a:ext cx="5935980" cy="2270760"/>
+                      <a:ext cx="5248894" cy="2832496"/>
                     </a:xfrm>
                     <a:prstGeom prst="rect">
                       <a:avLst/>
                     </a:prstGeom>
-                    <a:noFill/>
-                    <a:ln>
-                      <a:noFill/>
-                    </a:ln>
                   </pic:spPr>
                 </pic:pic>
               </a:graphicData>
             </a:graphic>
-          </wp:inline>
+          </wp:anchor>
         </w:drawing>
       </w:r>
     </w:p>
@@ -177,29 +176,34 @@
       <w:r>
         <w:rPr>
           <w:rFonts w:ascii="Times New Roman" w:hAnsi="Times New Roman" w:cs="Times New Roman"/>
+        </w:rPr>
+        <w:t>Halaman Tambah Produk ini dapat diakses oleh user, dengan ketentuan bahwa user tersebut harus sudah memiliki Toko terlebih dahulu. Ketentuan ini diterapkan untuk memastikan bahwa setiap produk yang ditambahkan benar-benar terhubung dengan toko yang dimiliki oleh user, sehingga proses pengelolaan produk dapat berjalan dengan lebih terstruktur, aman, dan sesuai dengan alur sistem yang telah ditentukan.</w:t>
+      </w:r>
+    </w:p>
+    <w:p>
+      <w:pPr>
+        <w:rPr>
+          <w:rFonts w:ascii="Times New Roman" w:hAnsi="Times New Roman" w:cs="Times New Roman"/>
+        </w:rPr>
+      </w:pPr>
+      <w:r>
+        <w:rPr>
+          <w:rFonts w:ascii="Times New Roman" w:hAnsi="Times New Roman" w:cs="Times New Roman"/>
           <w:noProof/>
         </w:rPr>
         <w:drawing>
-          <wp:anchor distT="0" distB="0" distL="114300" distR="114300" simplePos="0" relativeHeight="251658240" behindDoc="1" locked="0" layoutInCell="1" allowOverlap="1" wp14:anchorId="0E7842EE" wp14:editId="5C9E5B12">
+          <wp:anchor distT="0" distB="0" distL="114300" distR="114300" simplePos="0" relativeHeight="251658240" behindDoc="1" locked="0" layoutInCell="1" allowOverlap="1" wp14:anchorId="4704C956" wp14:editId="361E6F34">
             <wp:simplePos x="0" y="0"/>
-            <wp:positionH relativeFrom="column">
-              <wp:posOffset>-83820</wp:posOffset>
+            <wp:positionH relativeFrom="margin">
+              <wp:align>center</wp:align>
             </wp:positionH>
             <wp:positionV relativeFrom="paragraph">
-              <wp:posOffset>621665</wp:posOffset>
+              <wp:posOffset>233136</wp:posOffset>
             </wp:positionV>
-            <wp:extent cx="5943600" cy="2400300"/>
-            <wp:effectExtent l="0" t="0" r="0" b="0"/>
-            <wp:wrapTight wrapText="bothSides">
-              <wp:wrapPolygon edited="0">
-                <wp:start x="0" y="0"/>
-                <wp:lineTo x="0" y="21429"/>
-                <wp:lineTo x="21531" y="21429"/>
-                <wp:lineTo x="21531" y="0"/>
-                <wp:lineTo x="0" y="0"/>
-              </wp:wrapPolygon>
-            </wp:wrapTight>
-            <wp:docPr id="154280811" name="Picture 3"/>
+            <wp:extent cx="4595495" cy="2468880"/>
+            <wp:effectExtent l="0" t="0" r="0" b="7620"/>
+            <wp:wrapSquare wrapText="bothSides"/>
+            <wp:docPr id="275971552" name="Picture 2"/>
             <wp:cNvGraphicFramePr>
               <a:graphicFrameLocks xmlns:a="http://schemas.openxmlformats.org/drawingml/2006/main" noChangeAspect="1"/>
             </wp:cNvGraphicFramePr>
@@ -207,10 +211,8 @@
               <a:graphicData uri="http://schemas.openxmlformats.org/drawingml/2006/picture">
                 <pic:pic xmlns:pic="http://schemas.openxmlformats.org/drawingml/2006/picture">
                   <pic:nvPicPr>
-                    <pic:cNvPr id="0" name="Picture 3"/>
-                    <pic:cNvPicPr>
-                      <a:picLocks noChangeAspect="1" noChangeArrowheads="1"/>
-                    </pic:cNvPicPr>
+                    <pic:cNvPr id="275971552" name="Picture 275971552"/>
+                    <pic:cNvPicPr/>
                   </pic:nvPicPr>
                   <pic:blipFill>
                     <a:blip r:embed="rId6" cstate="print">
@@ -220,23 +222,172 @@
                         </a:ext>
                       </a:extLst>
                     </a:blip>
-                    <a:srcRect/>
                     <a:stretch>
                       <a:fillRect/>
                     </a:stretch>
                   </pic:blipFill>
-                  <pic:spPr bwMode="auto">
+                  <pic:spPr>
                     <a:xfrm>
                       <a:off x="0" y="0"/>
-                      <a:ext cx="5943600" cy="2400300"/>
+                      <a:ext cx="4595495" cy="2468880"/>
                     </a:xfrm>
                     <a:prstGeom prst="rect">
                       <a:avLst/>
                     </a:prstGeom>
-                    <a:noFill/>
-                    <a:ln>
-                      <a:noFill/>
-                    </a:ln>
+                  </pic:spPr>
+                </pic:pic>
+              </a:graphicData>
+            </a:graphic>
+            <wp14:sizeRelH relativeFrom="margin">
+              <wp14:pctWidth>0</wp14:pctWidth>
+            </wp14:sizeRelH>
+            <wp14:sizeRelV relativeFrom="margin">
+              <wp14:pctHeight>0</wp14:pctHeight>
+            </wp14:sizeRelV>
+          </wp:anchor>
+        </w:drawing>
+      </w:r>
+    </w:p>
+    <w:p>
+      <w:pPr>
+        <w:rPr>
+          <w:rFonts w:ascii="Times New Roman" w:hAnsi="Times New Roman" w:cs="Times New Roman"/>
+        </w:rPr>
+      </w:pPr>
+    </w:p>
+    <w:p>
+      <w:pPr>
+        <w:jc w:val="center"/>
+        <w:rPr>
+          <w:rFonts w:ascii="Times New Roman" w:hAnsi="Times New Roman" w:cs="Times New Roman"/>
+          <w:sz w:val="20"/>
+          <w:szCs w:val="20"/>
+        </w:rPr>
+      </w:pPr>
+      <w:r>
+        <w:rPr>
+          <w:rFonts w:ascii="Times New Roman" w:hAnsi="Times New Roman" w:cs="Times New Roman"/>
+        </w:rPr>
+        <w:lastRenderedPageBreak/>
+        <w:tab/>
+      </w:r>
+      <w:r>
+        <w:rPr>
+          <w:rFonts w:ascii="Times New Roman" w:hAnsi="Times New Roman" w:cs="Times New Roman"/>
+          <w:sz w:val="20"/>
+          <w:szCs w:val="20"/>
+        </w:rPr>
+        <w:t xml:space="preserve">Tampilan </w:t>
+      </w:r>
+      <w:r>
+        <w:rPr>
+          <w:rFonts w:ascii="Times New Roman" w:hAnsi="Times New Roman" w:cs="Times New Roman"/>
+          <w:sz w:val="20"/>
+          <w:szCs w:val="20"/>
+        </w:rPr>
+        <w:t>Keranjang</w:t>
+      </w:r>
+    </w:p>
+    <w:p>
+      <w:pPr>
+        <w:rPr>
+          <w:rFonts w:ascii="Times New Roman" w:hAnsi="Times New Roman" w:cs="Times New Roman"/>
+        </w:rPr>
+      </w:pPr>
+    </w:p>
+    <w:p>
+      <w:pPr>
+        <w:rPr>
+          <w:rFonts w:ascii="Times New Roman" w:hAnsi="Times New Roman" w:cs="Times New Roman"/>
+        </w:rPr>
+      </w:pPr>
+      <w:r>
+        <w:rPr>
+          <w:rFonts w:ascii="Times New Roman" w:hAnsi="Times New Roman" w:cs="Times New Roman"/>
+        </w:rPr>
+        <w:t xml:space="preserve">Ini bentuk tampilan keranjang, </w:t>
+      </w:r>
+      <w:r>
+        <w:rPr>
+          <w:rFonts w:ascii="Times New Roman" w:hAnsi="Times New Roman" w:cs="Times New Roman"/>
+        </w:rPr>
+        <w:t>ketika user melakukan checkout maka akan tersimpan di dalam keranjang ini</w:t>
+      </w:r>
+    </w:p>
+    <w:p>
+      <w:pPr>
+        <w:rPr>
+          <w:rFonts w:ascii="Times New Roman" w:hAnsi="Times New Roman" w:cs="Times New Roman"/>
+          <w:sz w:val="20"/>
+          <w:szCs w:val="20"/>
+        </w:rPr>
+      </w:pPr>
+    </w:p>
+    <w:p>
+      <w:pPr>
+        <w:jc w:val="center"/>
+        <w:rPr>
+          <w:rFonts w:ascii="Times New Roman" w:hAnsi="Times New Roman" w:cs="Times New Roman"/>
+          <w:sz w:val="20"/>
+          <w:szCs w:val="20"/>
+        </w:rPr>
+      </w:pPr>
+      <w:r>
+        <w:rPr>
+          <w:rFonts w:ascii="Times New Roman" w:hAnsi="Times New Roman" w:cs="Times New Roman"/>
+          <w:noProof/>
+        </w:rPr>
+        <w:drawing>
+          <wp:anchor distT="0" distB="0" distL="114300" distR="114300" simplePos="0" relativeHeight="251659264" behindDoc="1" locked="0" layoutInCell="1" allowOverlap="1" wp14:anchorId="7765E21C" wp14:editId="05234BC5">
+            <wp:simplePos x="0" y="0"/>
+            <wp:positionH relativeFrom="column">
+              <wp:posOffset>94425</wp:posOffset>
+            </wp:positionH>
+            <wp:positionV relativeFrom="paragraph">
+              <wp:posOffset>314523</wp:posOffset>
+            </wp:positionV>
+            <wp:extent cx="5943600" cy="2982595"/>
+            <wp:effectExtent l="0" t="0" r="0" b="8255"/>
+            <wp:wrapTight wrapText="bothSides">
+              <wp:wrapPolygon edited="0">
+                <wp:start x="0" y="0"/>
+                <wp:lineTo x="0" y="21522"/>
+                <wp:lineTo x="21531" y="21522"/>
+                <wp:lineTo x="21531" y="0"/>
+                <wp:lineTo x="0" y="0"/>
+              </wp:wrapPolygon>
+            </wp:wrapTight>
+            <wp:docPr id="1986819518" name="Picture 3"/>
+            <wp:cNvGraphicFramePr>
+              <a:graphicFrameLocks xmlns:a="http://schemas.openxmlformats.org/drawingml/2006/main" noChangeAspect="1"/>
+            </wp:cNvGraphicFramePr>
+            <a:graphic xmlns:a="http://schemas.openxmlformats.org/drawingml/2006/main">
+              <a:graphicData uri="http://schemas.openxmlformats.org/drawingml/2006/picture">
+                <pic:pic xmlns:pic="http://schemas.openxmlformats.org/drawingml/2006/picture">
+                  <pic:nvPicPr>
+                    <pic:cNvPr id="1986819518" name="Picture 1986819518"/>
+                    <pic:cNvPicPr/>
+                  </pic:nvPicPr>
+                  <pic:blipFill>
+                    <a:blip r:embed="rId7" cstate="print">
+                      <a:extLst>
+                        <a:ext uri="{28A0092B-C50C-407E-A947-70E740481C1C}">
+                          <a14:useLocalDpi xmlns:a14="http://schemas.microsoft.com/office/drawing/2010/main" val="0"/>
+                        </a:ext>
+                      </a:extLst>
+                    </a:blip>
+                    <a:stretch>
+                      <a:fillRect/>
+                    </a:stretch>
+                  </pic:blipFill>
+                  <pic:spPr>
+                    <a:xfrm>
+                      <a:off x="0" y="0"/>
+                      <a:ext cx="5943600" cy="2982595"/>
+                    </a:xfrm>
+                    <a:prstGeom prst="rect">
+                      <a:avLst/>
+                    </a:prstGeom>
                   </pic:spPr>
                 </pic:pic>
               </a:graphicData>
@@ -244,18 +395,6 @@
           </wp:anchor>
         </w:drawing>
       </w:r>
-      <w:r>
-        <w:rPr>
-          <w:rFonts w:ascii="Times New Roman" w:hAnsi="Times New Roman" w:cs="Times New Roman"/>
-        </w:rPr>
-        <w:t xml:space="preserve">Halaman </w:t>
-      </w:r>
-      <w:r>
-        <w:rPr>
-          <w:rFonts w:ascii="Times New Roman" w:hAnsi="Times New Roman" w:cs="Times New Roman"/>
-        </w:rPr>
-        <w:t>Tambah produk ini bisa di akses user, yang dimana user harus mempunyai Toko terlebeih dahulu</w:t>
-      </w:r>
     </w:p>
     <w:p>
       <w:pPr>
@@ -269,6 +408,346 @@
       <w:r>
         <w:rPr>
           <w:rFonts w:ascii="Times New Roman" w:hAnsi="Times New Roman" w:cs="Times New Roman"/>
+          <w:sz w:val="20"/>
+          <w:szCs w:val="20"/>
+        </w:rPr>
+        <w:t xml:space="preserve">Tampilan </w:t>
+      </w:r>
+      <w:r>
+        <w:rPr>
+          <w:rFonts w:ascii="Times New Roman" w:hAnsi="Times New Roman" w:cs="Times New Roman"/>
+          <w:sz w:val="20"/>
+          <w:szCs w:val="20"/>
+        </w:rPr>
+        <w:t>Login</w:t>
+      </w:r>
+    </w:p>
+    <w:p>
+      <w:pPr>
+        <w:rPr>
+          <w:rFonts w:ascii="Times New Roman" w:hAnsi="Times New Roman" w:cs="Times New Roman"/>
+        </w:rPr>
+      </w:pPr>
+    </w:p>
+    <w:p>
+      <w:pPr>
+        <w:rPr>
+          <w:rFonts w:ascii="Times New Roman" w:hAnsi="Times New Roman" w:cs="Times New Roman"/>
+        </w:rPr>
+      </w:pPr>
+      <w:r>
+        <w:rPr>
+          <w:rFonts w:ascii="Times New Roman" w:hAnsi="Times New Roman" w:cs="Times New Roman"/>
+        </w:rPr>
+        <w:t>T</w:t>
+      </w:r>
+      <w:r>
+        <w:rPr>
+          <w:rFonts w:ascii="Times New Roman" w:hAnsi="Times New Roman" w:cs="Times New Roman"/>
+        </w:rPr>
+        <w:t>ampilan halaman login yang telah diperbarui kini terlihat jauh lebih menarik dan modern dibandingkan dengan versi sebelumnya. Perubahan desain ini tidak hanya meningkatkan estetika visual, tetapi juga memberikan kesan yang lebih rapi, intuitif, dan nyaman bagi pengguna. Dengan tata letak yang lebih jelas serta pemilihan warna dan elemen desain yang lebih selaras, pengalaman pengguna saat melakukan login menjadi lebih baik dan lebih menyenangkan.</w:t>
+      </w:r>
+    </w:p>
+    <w:p>
+      <w:pPr>
+        <w:rPr>
+          <w:rFonts w:ascii="Times New Roman" w:hAnsi="Times New Roman" w:cs="Times New Roman"/>
+        </w:rPr>
+      </w:pPr>
+    </w:p>
+    <w:p>
+      <w:pPr>
+        <w:rPr>
+          <w:rFonts w:ascii="Times New Roman" w:hAnsi="Times New Roman" w:cs="Times New Roman"/>
+          <w:noProof/>
+        </w:rPr>
+      </w:pPr>
+      <w:r>
+        <w:rPr>
+          <w:rFonts w:ascii="Times New Roman" w:hAnsi="Times New Roman" w:cs="Times New Roman"/>
+          <w:noProof/>
+        </w:rPr>
+        <w:lastRenderedPageBreak/>
+        <w:drawing>
+          <wp:inline distT="0" distB="0" distL="0" distR="0" wp14:anchorId="7EC8B81A" wp14:editId="23A8286B">
+            <wp:extent cx="5943600" cy="2998470"/>
+            <wp:effectExtent l="0" t="0" r="0" b="0"/>
+            <wp:docPr id="1376623796" name="Picture 4"/>
+            <wp:cNvGraphicFramePr>
+              <a:graphicFrameLocks xmlns:a="http://schemas.openxmlformats.org/drawingml/2006/main" noChangeAspect="1"/>
+            </wp:cNvGraphicFramePr>
+            <a:graphic xmlns:a="http://schemas.openxmlformats.org/drawingml/2006/main">
+              <a:graphicData uri="http://schemas.openxmlformats.org/drawingml/2006/picture">
+                <pic:pic xmlns:pic="http://schemas.openxmlformats.org/drawingml/2006/picture">
+                  <pic:nvPicPr>
+                    <pic:cNvPr id="1376623796" name="Picture 1376623796"/>
+                    <pic:cNvPicPr/>
+                  </pic:nvPicPr>
+                  <pic:blipFill>
+                    <a:blip r:embed="rId8" cstate="print">
+                      <a:extLst>
+                        <a:ext uri="{28A0092B-C50C-407E-A947-70E740481C1C}">
+                          <a14:useLocalDpi xmlns:a14="http://schemas.microsoft.com/office/drawing/2010/main" val="0"/>
+                        </a:ext>
+                      </a:extLst>
+                    </a:blip>
+                    <a:stretch>
+                      <a:fillRect/>
+                    </a:stretch>
+                  </pic:blipFill>
+                  <pic:spPr>
+                    <a:xfrm>
+                      <a:off x="0" y="0"/>
+                      <a:ext cx="5943600" cy="2998470"/>
+                    </a:xfrm>
+                    <a:prstGeom prst="rect">
+                      <a:avLst/>
+                    </a:prstGeom>
+                  </pic:spPr>
+                </pic:pic>
+              </a:graphicData>
+            </a:graphic>
+          </wp:inline>
+        </w:drawing>
+      </w:r>
+    </w:p>
+    <w:p>
+      <w:pPr>
+        <w:jc w:val="center"/>
+        <w:rPr>
+          <w:rFonts w:ascii="Times New Roman" w:hAnsi="Times New Roman" w:cs="Times New Roman"/>
+          <w:sz w:val="20"/>
+          <w:szCs w:val="20"/>
+        </w:rPr>
+      </w:pPr>
+      <w:r>
+        <w:rPr>
+          <w:rFonts w:ascii="Times New Roman" w:hAnsi="Times New Roman" w:cs="Times New Roman"/>
+          <w:sz w:val="20"/>
+          <w:szCs w:val="20"/>
+        </w:rPr>
+        <w:t xml:space="preserve">Tampilan </w:t>
+      </w:r>
+      <w:r>
+        <w:rPr>
+          <w:rFonts w:ascii="Times New Roman" w:hAnsi="Times New Roman" w:cs="Times New Roman"/>
+          <w:sz w:val="20"/>
+          <w:szCs w:val="20"/>
+        </w:rPr>
+        <w:t>Register</w:t>
+      </w:r>
+    </w:p>
+    <w:p>
+      <w:pPr>
+        <w:rPr>
+          <w:rFonts w:ascii="Times New Roman" w:hAnsi="Times New Roman" w:cs="Times New Roman"/>
+          <w:sz w:val="20"/>
+          <w:szCs w:val="20"/>
+        </w:rPr>
+      </w:pPr>
+    </w:p>
+    <w:p>
+      <w:pPr>
+        <w:rPr>
+          <w:rFonts w:ascii="Times New Roman" w:hAnsi="Times New Roman" w:cs="Times New Roman"/>
+        </w:rPr>
+      </w:pPr>
+      <w:r>
+        <w:rPr>
+          <w:rFonts w:ascii="Times New Roman" w:hAnsi="Times New Roman" w:cs="Times New Roman"/>
+        </w:rPr>
+        <w:t>untuk tampilan halaman register, masih diperlukan penyesuaian lebih lanjut agar selaras dengan desain login yang baru, sehingga keseluruhan pengalaman pengguna tetap konsisten dan terlihat lebih profesional.</w:t>
+      </w:r>
+    </w:p>
+    <w:p>
+      <w:pPr>
+        <w:rPr>
+          <w:rFonts w:ascii="Times New Roman" w:hAnsi="Times New Roman" w:cs="Times New Roman"/>
+        </w:rPr>
+      </w:pPr>
+    </w:p>
+    <w:p>
+      <w:pPr>
+        <w:rPr>
+          <w:rFonts w:ascii="Times New Roman" w:hAnsi="Times New Roman" w:cs="Times New Roman"/>
+        </w:rPr>
+      </w:pPr>
+      <w:r>
+        <w:rPr>
+          <w:rFonts w:ascii="Times New Roman" w:hAnsi="Times New Roman" w:cs="Times New Roman"/>
+          <w:noProof/>
+        </w:rPr>
+        <w:drawing>
+          <wp:inline distT="0" distB="0" distL="0" distR="0" wp14:anchorId="74EC626A" wp14:editId="19BDDBDB">
+            <wp:extent cx="5943600" cy="3202305"/>
+            <wp:effectExtent l="0" t="0" r="0" b="0"/>
+            <wp:docPr id="1930165607" name="Picture 5"/>
+            <wp:cNvGraphicFramePr>
+              <a:graphicFrameLocks xmlns:a="http://schemas.openxmlformats.org/drawingml/2006/main" noChangeAspect="1"/>
+            </wp:cNvGraphicFramePr>
+            <a:graphic xmlns:a="http://schemas.openxmlformats.org/drawingml/2006/main">
+              <a:graphicData uri="http://schemas.openxmlformats.org/drawingml/2006/picture">
+                <pic:pic xmlns:pic="http://schemas.openxmlformats.org/drawingml/2006/picture">
+                  <pic:nvPicPr>
+                    <pic:cNvPr id="1930165607" name="Picture 1930165607"/>
+                    <pic:cNvPicPr/>
+                  </pic:nvPicPr>
+                  <pic:blipFill>
+                    <a:blip r:embed="rId9" cstate="print">
+                      <a:extLst>
+                        <a:ext uri="{28A0092B-C50C-407E-A947-70E740481C1C}">
+                          <a14:useLocalDpi xmlns:a14="http://schemas.microsoft.com/office/drawing/2010/main" val="0"/>
+                        </a:ext>
+                      </a:extLst>
+                    </a:blip>
+                    <a:stretch>
+                      <a:fillRect/>
+                    </a:stretch>
+                  </pic:blipFill>
+                  <pic:spPr>
+                    <a:xfrm>
+                      <a:off x="0" y="0"/>
+                      <a:ext cx="5943600" cy="3202305"/>
+                    </a:xfrm>
+                    <a:prstGeom prst="rect">
+                      <a:avLst/>
+                    </a:prstGeom>
+                  </pic:spPr>
+                </pic:pic>
+              </a:graphicData>
+            </a:graphic>
+          </wp:inline>
+        </w:drawing>
+      </w:r>
+    </w:p>
+    <w:p>
+      <w:pPr>
+        <w:jc w:val="center"/>
+        <w:rPr>
+          <w:rFonts w:ascii="Times New Roman" w:hAnsi="Times New Roman" w:cs="Times New Roman"/>
+          <w:sz w:val="20"/>
+          <w:szCs w:val="20"/>
+        </w:rPr>
+      </w:pPr>
+      <w:r>
+        <w:rPr>
+          <w:rFonts w:ascii="Times New Roman" w:hAnsi="Times New Roman" w:cs="Times New Roman"/>
+          <w:sz w:val="20"/>
+          <w:szCs w:val="20"/>
+        </w:rPr>
+        <w:t xml:space="preserve">Tampilan </w:t>
+      </w:r>
+      <w:r>
+        <w:rPr>
+          <w:rFonts w:ascii="Times New Roman" w:hAnsi="Times New Roman" w:cs="Times New Roman"/>
+          <w:sz w:val="20"/>
+          <w:szCs w:val="20"/>
+        </w:rPr>
+        <w:t>Register</w:t>
+      </w:r>
+    </w:p>
+    <w:p>
+      <w:pPr>
+        <w:rPr>
+          <w:rFonts w:ascii="Times New Roman" w:hAnsi="Times New Roman" w:cs="Times New Roman"/>
+        </w:rPr>
+      </w:pPr>
+      <w:r>
+        <w:rPr>
+          <w:rFonts w:ascii="Times New Roman" w:hAnsi="Times New Roman" w:cs="Times New Roman"/>
+        </w:rPr>
+        <w:lastRenderedPageBreak/>
+        <w:t xml:space="preserve">Tampilan ini juga diupdate agar </w:t>
+      </w:r>
+      <w:r>
+        <w:rPr>
+          <w:rFonts w:ascii="Times New Roman" w:hAnsi="Times New Roman" w:cs="Times New Roman"/>
+        </w:rPr>
+        <w:t>terlihat menarik bagi user. Dan tidak terlalu kuno</w:t>
+      </w:r>
+    </w:p>
+    <w:p>
+      <w:pPr>
+        <w:rPr>
+          <w:rFonts w:ascii="Times New Roman" w:hAnsi="Times New Roman" w:cs="Times New Roman"/>
+        </w:rPr>
+      </w:pPr>
+    </w:p>
+    <w:p>
+      <w:pPr>
+        <w:rPr>
+          <w:rFonts w:ascii="Times New Roman" w:hAnsi="Times New Roman" w:cs="Times New Roman"/>
+          <w:noProof/>
+        </w:rPr>
+      </w:pPr>
+      <w:r>
+        <w:rPr>
+          <w:rFonts w:ascii="Times New Roman" w:hAnsi="Times New Roman" w:cs="Times New Roman"/>
+          <w:noProof/>
+        </w:rPr>
+        <w:drawing>
+          <wp:inline distT="0" distB="0" distL="0" distR="0" wp14:anchorId="236AC2CD" wp14:editId="089DD2F4">
+            <wp:extent cx="5943600" cy="3184525"/>
+            <wp:effectExtent l="0" t="0" r="0" b="0"/>
+            <wp:docPr id="1072520746" name="Picture 6"/>
+            <wp:cNvGraphicFramePr>
+              <a:graphicFrameLocks xmlns:a="http://schemas.openxmlformats.org/drawingml/2006/main" noChangeAspect="1"/>
+            </wp:cNvGraphicFramePr>
+            <a:graphic xmlns:a="http://schemas.openxmlformats.org/drawingml/2006/main">
+              <a:graphicData uri="http://schemas.openxmlformats.org/drawingml/2006/picture">
+                <pic:pic xmlns:pic="http://schemas.openxmlformats.org/drawingml/2006/picture">
+                  <pic:nvPicPr>
+                    <pic:cNvPr id="1072520746" name="Picture 1072520746"/>
+                    <pic:cNvPicPr/>
+                  </pic:nvPicPr>
+                  <pic:blipFill>
+                    <a:blip r:embed="rId10" cstate="print">
+                      <a:extLst>
+                        <a:ext uri="{28A0092B-C50C-407E-A947-70E740481C1C}">
+                          <a14:useLocalDpi xmlns:a14="http://schemas.microsoft.com/office/drawing/2010/main" val="0"/>
+                        </a:ext>
+                      </a:extLst>
+                    </a:blip>
+                    <a:stretch>
+                      <a:fillRect/>
+                    </a:stretch>
+                  </pic:blipFill>
+                  <pic:spPr>
+                    <a:xfrm>
+                      <a:off x="0" y="0"/>
+                      <a:ext cx="5943600" cy="3184525"/>
+                    </a:xfrm>
+                    <a:prstGeom prst="rect">
+                      <a:avLst/>
+                    </a:prstGeom>
+                  </pic:spPr>
+                </pic:pic>
+              </a:graphicData>
+            </a:graphic>
+          </wp:inline>
+        </w:drawing>
+      </w:r>
+    </w:p>
+    <w:p>
+      <w:pPr>
+        <w:rPr>
+          <w:rFonts w:ascii="Times New Roman" w:hAnsi="Times New Roman" w:cs="Times New Roman"/>
+          <w:noProof/>
+        </w:rPr>
+      </w:pPr>
+    </w:p>
+    <w:p>
+      <w:pPr>
+        <w:jc w:val="center"/>
+        <w:rPr>
+          <w:rFonts w:ascii="Times New Roman" w:hAnsi="Times New Roman" w:cs="Times New Roman"/>
+          <w:sz w:val="20"/>
+          <w:szCs w:val="20"/>
+        </w:rPr>
+      </w:pPr>
+      <w:r>
+        <w:rPr>
+          <w:rFonts w:ascii="Times New Roman" w:hAnsi="Times New Roman" w:cs="Times New Roman"/>
         </w:rPr>
         <w:tab/>
       </w:r>
@@ -286,28 +765,45 @@
           <w:sz w:val="20"/>
           <w:szCs w:val="20"/>
         </w:rPr>
-        <w:t>Keranjang</w:t>
-      </w:r>
-    </w:p>
-    <w:p>
-      <w:pPr>
-        <w:rPr>
-          <w:rFonts w:ascii="Times New Roman" w:hAnsi="Times New Roman" w:cs="Times New Roman"/>
-        </w:rPr>
-      </w:pPr>
-    </w:p>
-    <w:p>
-      <w:pPr>
-        <w:rPr>
-          <w:rFonts w:ascii="Times New Roman" w:hAnsi="Times New Roman" w:cs="Times New Roman"/>
-        </w:rPr>
-      </w:pPr>
-      <w:r>
-        <w:rPr>
-          <w:rFonts w:ascii="Times New Roman" w:hAnsi="Times New Roman" w:cs="Times New Roman"/>
-        </w:rPr>
-        <w:t>Ini bentuk tampilan keranjang, dikarenakan belum ada penarikan data, jadi hanya seperti</w:t>
-      </w:r>
+        <w:t>Checkout</w:t>
+      </w:r>
+    </w:p>
+    <w:p>
+      <w:pPr>
+        <w:jc w:val="center"/>
+        <w:rPr>
+          <w:rFonts w:ascii="Times New Roman" w:hAnsi="Times New Roman" w:cs="Times New Roman"/>
+          <w:sz w:val="20"/>
+          <w:szCs w:val="20"/>
+        </w:rPr>
+      </w:pPr>
+    </w:p>
+    <w:p>
+      <w:pPr>
+        <w:rPr>
+          <w:rFonts w:ascii="Times New Roman" w:hAnsi="Times New Roman" w:cs="Times New Roman"/>
+          <w:sz w:val="20"/>
+          <w:szCs w:val="20"/>
+        </w:rPr>
+      </w:pPr>
+      <w:r>
+        <w:rPr>
+          <w:rFonts w:ascii="Times New Roman" w:hAnsi="Times New Roman" w:cs="Times New Roman"/>
+          <w:sz w:val="20"/>
+          <w:szCs w:val="20"/>
+        </w:rPr>
+        <w:t>Tampilan ini juga di update Menyesuaikan warna yang sebelum sebelumnya, namun dikarenakan suatu kendala form ini bersifat lokal, belum menarik api dari backend</w:t>
+      </w:r>
+    </w:p>
+    <w:p>
+      <w:pPr>
+        <w:tabs>
+          <w:tab w:val="left" w:pos="3927"/>
+        </w:tabs>
+        <w:rPr>
+          <w:rFonts w:ascii="Times New Roman" w:hAnsi="Times New Roman" w:cs="Times New Roman"/>
+        </w:rPr>
+      </w:pPr>
     </w:p>
     <w:sectPr>
       <w:pgSz w:w="12240" w:h="15840"/>
@@ -1079,7 +1575,6 @@
   <w:style w:type="character" w:default="1" w:styleId="DefaultParagraphFont">
     <w:name w:val="Default Paragraph Font"/>
     <w:uiPriority w:val="1"/>
-    <w:semiHidden/>
     <w:unhideWhenUsed/>
   </w:style>
   <w:style w:type="table" w:default="1" w:styleId="TableNormal">
